--- a/report/BCSE497J_Project-I_Report_23BCB0135.docx
+++ b/report/BCSE497J_Project-I_Report_23BCB0135.docx
@@ -326,7 +326,7 @@
                 <w:sz w:val="26"/>
                 <w:szCs w:val="26"/>
               </w:rPr>
-              <w:t>&lt;&lt;Designation - please fill in&gt;&gt;</w:t>
+              <w:t>Professor Grade 2</w:t>
             </w:r>
           </w:p>
         </w:tc>
